--- a/report/Дружко_Е.С_git.docx
+++ b/report/Дружко_Е.С_git.docx
@@ -617,7 +617,7 @@
         <w:jc w:val="both"/>
       </w:pPr>
       <w:r>
-        <w:t>В корне репозитория лежат файлы index.html, styles.css и app.js. Там же находятся требования, ИСР, инструкция и протокол из десяти проверок. Адрес репозитория: https://github.com/Merrciott/agile-planner-druzhko.</w:t>
+        <w:t>Файлы index.html, styles.css и app.js находятся в корне репозитория. Требования, ИСР, инструкция и протокол проверок лежат в каталоге docs/, снимки экрана - в report/screenshots/. Адрес проекта: https://github.com/Merrciott/agile-planner-druzhko.</w:t>
       </w:r>
     </w:p>
     <w:p>
@@ -658,7 +658,7 @@
         <w:jc w:val="both"/>
       </w:pPr>
       <w:r>
-        <w:t>Для проверки результата заданы четыре основных действия: создать задачу, довести её до статуса «Готово», обновить страницу и восстановить данные из JSON. Результаты этих действий приведены в разделе 5.</w:t>
+        <w:t>Для приёмки нужно создать задачу, довести её до статуса «Готово», обновить страницу и восстановить данные из JSON. Эти действия проверены в сценариях T-02, T-04, T-05 и T-08 раздела 5.</w:t>
       </w:r>
     </w:p>
     <w:p>
@@ -674,7 +674,7 @@
         <w:jc w:val="both"/>
       </w:pPr>
       <w:r>
-        <w:t>Рабочая версия состоит из трёх файлов приложения и документов, по которым можно проверить требования и испытания. Их назначение указано в таблице 1. Для запуска нужно открыть index.html в браузере.</w:t>
+        <w:t>В requirements.md записаны семь пользовательских сценариев. Название задачи обязательно и ограничено 100 символами, оценка выбирается из значений 1, 2, 3, 5, 8 и 13. Файлы рабочей версии и проектных документов перечислены в таблице 1.</w:t>
       </w:r>
     </w:p>
     <w:p>
@@ -3311,7 +3311,7 @@
         <w:jc w:val="both"/>
       </w:pPr>
       <w:r>
-        <w:t>Кнопка «Загрузить учебный пример» создаёт пять карточек. Одна остаётся в бэклоге и не входит в расчёт. В таблице 5 приведены статусы и оценки из массива sample в app.js.</w:t>
+        <w:t>Массив sample в app.js содержит пять задач: одну в бэклоге, две в колонке «К выполнению», одну в работе и одну готовую. Их оценки и статусы указаны в таблице 5.</w:t>
       </w:r>
     </w:p>
     <w:p>
@@ -4180,7 +4180,7 @@
         <w:jc w:val="both"/>
       </w:pPr>
       <w:r>
-        <w:t>Экспорт формирует файл agile-planner-backup.json с версией формата, параметрами спринта и массивом задач. Перед импортом isValidState проверяет поля спринта, уникальность id, допустимый статус, приоритет, баллы и согласованность status с inSprint. Только после успешной проверки и подтверждения пользователя программа заменяет state. В проверке некорректный JSON вызвал сообщение об ошибке; шесть имевшихся задач остались на месте.</w:t>
+        <w:t>Экспорт сохраняет в agile-planner-backup.json версию формата, параметры спринта и задачи. При импорте isValidState проверяет поля спринта, уникальность id, допустимые статус, приоритет и баллы, а также связь status с inSprint. Программа заменяет state только после этой проверки и подтверждения. При загрузке некорректного JSON она показала ошибку и сохранила прежние шесть задач.</w:t>
       </w:r>
     </w:p>
     <w:p>
@@ -4250,7 +4250,7 @@
         <w:jc w:val="both"/>
       </w:pPr>
       <w:r>
-        <w:t>После git init файлы появились в git status как неотслеживаемые. Команда git add добавила их в индекс, а git commit сохранила первый снимок проекта. В Git содержимое файлов записывается в blob, каталоги - в tree, коммит указывает на дерево и предыдущий коммит [2]. Историю этапов я проверял через git log --oneline --graph --all.</w:t>
+        <w:t>После git init файлы появились в git status как неотслеживаемые. Команда git add добавила их в индекс, а git commit сохранила первый снимок проекта. В Git содержимое файлов записывается в blob, каталоги - в tree, коммит указывает на дерево и предыдущий коммит [2]. История этапов проверена командой git log --oneline --graph --all.</w:t>
       </w:r>
     </w:p>
     <w:p>
@@ -4364,7 +4364,7 @@
         <w:jc w:val="both"/>
       </w:pPr>
       <w:r>
-        <w:t>Публичный репозиторий находится по адресу https://github.com/Merrciott/agile-planner-druzhko. При создании на GitHub он был оставлен пустым: README.md и .gitignore уже находились в локальной папке проекта.</w:t>
+        <w:t>Публичный репозиторий находится по адресу https://github.com/Merrciott/agile-planner-druzhko. При создании на GitHub он был оставлен пустым: README.md и .gitignore уже находились в локальной папке проекта [4].</w:t>
       </w:r>
     </w:p>
     <w:p>
@@ -4372,7 +4372,7 @@
         <w:jc w:val="both"/>
       </w:pPr>
       <w:r>
-        <w:t>Сначала origin был добавлен с адресом HTTPS. Отправка остановилась, так как в командной строке не было учётных данных для HTTPS. На компьютере уже работал SSH-ключ GitHub, поэтому адрес origin заменён на git@github.com:Merrciott/agile-planner-druzhko.git. После этого отправлены main и пять веток этапов. Проверка git ls-remote показала все шесть ссылок на ветки.</w:t>
+        <w:t>Сначала origin был добавлен с адресом HTTPS. Отправка остановилась, так как в командной строке не было учётных данных для HTTPS. На компьютере уже работал SSH-ключ GitHub, поэтому адрес origin заменён на git@github.com:Merrciott/agile-planner-druzhko.git [3]. После этого отправлены main и пять веток этапов. Проверка git ls-remote показала все шесть ссылок на ветки.</w:t>
       </w:r>
     </w:p>
     <w:p>
@@ -5602,7 +5602,7 @@
         <w:jc w:val="both"/>
       </w:pPr>
       <w:r>
-        <w:t>На учебном наборе из пяти карточек одна задача осталась в бэклоге. Поэтому в спринте учитываются 13 баллов, из них выполнены 3: 3 / 13 после округления дают 23%. При добавлении задачи на 2 балла и переводе её в «Готово» показатель изменился на 5 / 15 и 33%.</w:t>
+        <w:t>На учебном наборе из пяти карточек одна задача осталась в бэклоге. Поэтому в спринте учитываются 13 баллов, из них выполнены 3: 3 / 13 после округления дают 23%. После добавления задачи на 2 балла и перевода её в «Готово» показатель стал равен 5 / 15 и 33%.</w:t>
       </w:r>
     </w:p>
     <w:p>
